--- a/documents/4SSPP111_Mock_Exam.docx
+++ b/documents/4SSPP111_Mock_Exam.docx
@@ -2,7 +2,7 @@
 <file path=word/document.xml><?xml version="1.0" encoding="utf-8"?>
 <w:document xmlns:w="http://schemas.openxmlformats.org/wordprocessingml/2006/main" xmlns:m="http://schemas.openxmlformats.org/officeDocument/2006/math" xmlns:r="http://schemas.openxmlformats.org/officeDocument/2006/relationships" xmlns:o="urn:schemas-microsoft-com:office:office" xmlns:v="urn:schemas-microsoft-com:vml" xmlns:w10="urn:schemas-microsoft-com:office:word" xmlns:a="http://schemas.openxmlformats.org/drawingml/2006/main" xmlns:pic="http://schemas.openxmlformats.org/drawingml/2006/picture" xmlns:wp="http://schemas.openxmlformats.org/drawingml/2006/wordprocessingDrawing">
   <w:body>
-    <w:bookmarkStart w:id="27" w:name="sspp111-statistics-for-political-science"/>
+    <w:bookmarkStart w:id="35" w:name="sspp111-statistics-for-political-science"/>
     <w:p>
       <w:pPr>
         <w:pStyle w:val="Heading1"/>
@@ -11,7 +11,7 @@
         <w:t xml:space="preserve">4SSPP111 – Statistics for Political Science</w:t>
       </w:r>
     </w:p>
-    <w:bookmarkStart w:id="20" w:name="mock-exam"/>
+    <w:bookmarkStart w:id="28" w:name="mock-exam"/>
     <w:p>
       <w:pPr>
         <w:pStyle w:val="Heading2"/>
@@ -142,8 +142,8 @@
         <w:t xml:space="preserve">.</w:t>
       </w:r>
     </w:p>
-    <w:bookmarkEnd w:id="20"/>
-    <w:bookmarkStart w:id="24" w:name="part-one-descriptive-analysis-25-points"/>
+    <w:bookmarkEnd w:id="28"/>
+    <w:bookmarkStart w:id="32" w:name="part-one-descriptive-analysis-25-points"/>
     <w:p>
       <w:pPr>
         <w:pStyle w:val="Heading2"/>
@@ -175,18 +175,18 @@
           <wp:inline>
             <wp:extent cx="5829300" cy="3497580"/>
             <wp:effectExtent b="0" l="0" r="0" t="0"/>
-            <wp:docPr descr="" title="" id="22" name="Picture"/>
+            <wp:docPr descr="" title="" id="30" name="Picture"/>
             <a:graphic>
               <a:graphicData uri="http://schemas.openxmlformats.org/drawingml/2006/picture">
                 <pic:pic>
                   <pic:nvPicPr>
-                    <pic:cNvPr descr="../assets/nss_hist.jpg" id="23" name="Picture"/>
+                    <pic:cNvPr descr="../assets/nss_hist.jpg" id="31" name="Picture"/>
                     <pic:cNvPicPr>
                       <a:picLocks noChangeArrowheads="1" noChangeAspect="1"/>
                     </pic:cNvPicPr>
                   </pic:nvPicPr>
                   <pic:blipFill>
-                    <a:blip r:embed="rId21"/>
+                    <a:blip r:embed="rId29"/>
                     <a:stretch>
                       <a:fillRect/>
                     </a:stretch>
@@ -325,8 +325,8 @@
         <w:t xml:space="preserve">Is this a descriptive claim or a causal claim? Explain.</w:t>
       </w:r>
     </w:p>
-    <w:bookmarkEnd w:id="24"/>
-    <w:bookmarkStart w:id="25" w:name="X1f351a0d87078ada5f0159ce2b2f4957b208c28"/>
+    <w:bookmarkEnd w:id="32"/>
+    <w:bookmarkStart w:id="33" w:name="X1f351a0d87078ada5f0159ce2b2f4957b208c28"/>
     <w:p>
       <w:pPr>
         <w:pStyle w:val="Heading2"/>
@@ -403,8 +403,8 @@
         <w:t xml:space="preserve">Would you expect this sampling procedure to result in a statistically biased or unbiased estimate of residents’ support for the cycle lane? If you expect the estimate to be biased, would it likely overestimate or underestimate support? Please justify your answer.</w:t>
       </w:r>
     </w:p>
-    <w:bookmarkEnd w:id="25"/>
-    <w:bookmarkStart w:id="26" w:name="part-three-regression-analysis-50-points"/>
+    <w:bookmarkEnd w:id="33"/>
+    <w:bookmarkStart w:id="34" w:name="part-three-regression-analysis-50-points"/>
     <w:p>
       <w:pPr>
         <w:pStyle w:val="Heading2"/>
@@ -1317,12 +1317,12 @@
         <w:t xml:space="preserve">Can you think of a potential confounding variable, not included in the regressions in Table 1, that would raise concerns about the validity of this causal claim? Please justify your answer. In your justification, be sure to demonstrate that you understand the concept of confounding variables by explaining how the potential confounding variable meets the definition.</w:t>
       </w:r>
     </w:p>
-    <w:bookmarkEnd w:id="26"/>
-    <w:bookmarkEnd w:id="27"/>
+    <w:bookmarkEnd w:id="34"/>
+    <w:bookmarkEnd w:id="35"/>
     <w:sectPr>
-      <w:footerReference r:id="rId10" w:type="default"/>
-      <w:headerReference r:id="rId9" w:type="first"/>
-      <w:footerReference r:id="rId11" w:type="first"/>
+      <w:footerReference r:id="rId17" w:type="default"/>
+      <w:headerReference r:id="rId18" w:type="first"/>
+      <w:footerReference r:id="rId19" w:type="first"/>
       <w:pgSz w:h="16838" w:w="11906"/>
       <w:pgMar w:bottom="1440" w:footer="708" w:gutter="0" w:header="708" w:left="1276" w:right="1440" w:top="1440"/>
       <w:cols w:space="708"/>

--- a/documents/4SSPP111_Mock_Exam.docx
+++ b/documents/4SSPP111_Mock_Exam.docx
@@ -2,7 +2,7 @@
 <file path=word/document.xml><?xml version="1.0" encoding="utf-8"?>
 <w:document xmlns:w="http://schemas.openxmlformats.org/wordprocessingml/2006/main" xmlns:m="http://schemas.openxmlformats.org/officeDocument/2006/math" xmlns:r="http://schemas.openxmlformats.org/officeDocument/2006/relationships" xmlns:o="urn:schemas-microsoft-com:office:office" xmlns:v="urn:schemas-microsoft-com:vml" xmlns:w10="urn:schemas-microsoft-com:office:word" xmlns:a="http://schemas.openxmlformats.org/drawingml/2006/main" xmlns:pic="http://schemas.openxmlformats.org/drawingml/2006/picture" xmlns:wp="http://schemas.openxmlformats.org/drawingml/2006/wordprocessingDrawing">
   <w:body>
-    <w:bookmarkStart w:id="35" w:name="sspp111-statistics-for-political-science"/>
+    <w:bookmarkStart w:id="27" w:name="sspp111-statistics-for-political-science"/>
     <w:p>
       <w:pPr>
         <w:pStyle w:val="Heading1"/>
@@ -11,7 +11,7 @@
         <w:t xml:space="preserve">4SSPP111 – Statistics for Political Science</w:t>
       </w:r>
     </w:p>
-    <w:bookmarkStart w:id="28" w:name="mock-exam"/>
+    <w:bookmarkStart w:id="20" w:name="mock-exam"/>
     <w:p>
       <w:pPr>
         <w:pStyle w:val="Heading2"/>
@@ -142,8 +142,8 @@
         <w:t xml:space="preserve">.</w:t>
       </w:r>
     </w:p>
-    <w:bookmarkEnd w:id="28"/>
-    <w:bookmarkStart w:id="32" w:name="part-one-descriptive-analysis-25-points"/>
+    <w:bookmarkEnd w:id="20"/>
+    <w:bookmarkStart w:id="24" w:name="part-one-descriptive-analysis-25-points"/>
     <w:p>
       <w:pPr>
         <w:pStyle w:val="Heading2"/>
@@ -175,18 +175,18 @@
           <wp:inline>
             <wp:extent cx="5829300" cy="3497580"/>
             <wp:effectExtent b="0" l="0" r="0" t="0"/>
-            <wp:docPr descr="" title="" id="30" name="Picture"/>
+            <wp:docPr descr="" title="" id="22" name="Picture"/>
             <a:graphic>
               <a:graphicData uri="http://schemas.openxmlformats.org/drawingml/2006/picture">
                 <pic:pic>
                   <pic:nvPicPr>
-                    <pic:cNvPr descr="../assets/nss_hist.jpg" id="31" name="Picture"/>
+                    <pic:cNvPr descr="../assets/nss_hist.jpg" id="23" name="Picture"/>
                     <pic:cNvPicPr>
                       <a:picLocks noChangeArrowheads="1" noChangeAspect="1"/>
                     </pic:cNvPicPr>
                   </pic:nvPicPr>
                   <pic:blipFill>
-                    <a:blip r:embed="rId29"/>
+                    <a:blip r:embed="rId21"/>
                     <a:stretch>
                       <a:fillRect/>
                     </a:stretch>
@@ -325,8 +325,8 @@
         <w:t xml:space="preserve">Is this a descriptive claim or a causal claim? Explain.</w:t>
       </w:r>
     </w:p>
-    <w:bookmarkEnd w:id="32"/>
-    <w:bookmarkStart w:id="33" w:name="X1f351a0d87078ada5f0159ce2b2f4957b208c28"/>
+    <w:bookmarkEnd w:id="24"/>
+    <w:bookmarkStart w:id="25" w:name="X1f351a0d87078ada5f0159ce2b2f4957b208c28"/>
     <w:p>
       <w:pPr>
         <w:pStyle w:val="Heading2"/>
@@ -403,8 +403,8 @@
         <w:t xml:space="preserve">Would you expect this sampling procedure to result in a statistically biased or unbiased estimate of residents’ support for the cycle lane? If you expect the estimate to be biased, would it likely overestimate or underestimate support? Please justify your answer.</w:t>
       </w:r>
     </w:p>
-    <w:bookmarkEnd w:id="33"/>
-    <w:bookmarkStart w:id="34" w:name="part-three-regression-analysis-50-points"/>
+    <w:bookmarkEnd w:id="25"/>
+    <w:bookmarkStart w:id="26" w:name="part-three-regression-analysis-50-points"/>
     <w:p>
       <w:pPr>
         <w:pStyle w:val="Heading2"/>
@@ -1317,12 +1317,12 @@
         <w:t xml:space="preserve">Can you think of a potential confounding variable, not included in the regressions in Table 1, that would raise concerns about the validity of this causal claim? Please justify your answer. In your justification, be sure to demonstrate that you understand the concept of confounding variables by explaining how the potential confounding variable meets the definition.</w:t>
       </w:r>
     </w:p>
-    <w:bookmarkEnd w:id="34"/>
-    <w:bookmarkEnd w:id="35"/>
+    <w:bookmarkEnd w:id="26"/>
+    <w:bookmarkEnd w:id="27"/>
     <w:sectPr>
-      <w:footerReference r:id="rId17" w:type="default"/>
-      <w:headerReference r:id="rId18" w:type="first"/>
-      <w:footerReference r:id="rId19" w:type="first"/>
+      <w:footerReference r:id="rId10" w:type="default"/>
+      <w:headerReference r:id="rId9" w:type="first"/>
+      <w:footerReference r:id="rId11" w:type="first"/>
       <w:pgSz w:h="16838" w:w="11906"/>
       <w:pgMar w:bottom="1440" w:footer="708" w:gutter="0" w:header="708" w:left="1276" w:right="1440" w:top="1440"/>
       <w:cols w:space="708"/>
